--- a/report/Answer Sheet.docx
+++ b/report/Answer Sheet.docx
@@ -109,14 +109,16 @@
           <w:p>
             <w:pPr>
               <w:rPr>
+                <w:rFonts w:hint="eastAsia"/>
                 <w:lang w:eastAsia="zh-CN"/>
               </w:rPr>
             </w:pPr>
             <w:r>
               <w:rPr>
+                <w:rFonts w:hint="eastAsia"/>
                 <w:lang w:eastAsia="zh-CN"/>
               </w:rPr>
-              <w:t>姓名 / 学号 / 班级 / 完成日期</w:t>
+              <w:t>组员</w:t>
             </w:r>
           </w:p>
         </w:tc>
@@ -125,14 +127,18 @@
             <w:tcW w:w="5018" w:type="dxa"/>
           </w:tcPr>
           <w:p>
+            <w:pPr>
+              <w:rPr>
+                <w:rFonts w:hint="eastAsia"/>
+                <w:lang w:eastAsia="zh-CN"/>
+              </w:rPr>
+            </w:pPr>
             <w:r>
               <w:rPr>
+                <w:rFonts w:hint="eastAsia"/>
                 <w:lang w:eastAsia="zh-CN"/>
               </w:rPr>
-              <w:t xml:space="preserve"> </w:t>
-            </w:r>
-            <w:r>
-              <w:t xml:space="preserve">/  /  / </w:t>
+              <w:t>邵奕博 周凡升 沈世轩</w:t>
             </w:r>
           </w:p>
         </w:tc>
@@ -1223,6 +1229,7 @@
       </w:pPr>
       <w:r>
         <w:rPr>
+          <w:noProof/>
           <w:lang w:eastAsia="zh-CN"/>
         </w:rPr>
         <w:lastRenderedPageBreak/>
